--- a/docs/research/mvp/final/v02-data-plane/routing-and-addressing.docx
+++ b/docs/research/mvp/final/v02-data-plane/routing-and-addressing.docx
@@ -10,7 +10,7 @@
         <w:t xml:space="preserve">Overlay Routing &amp; Addressing</w:t>
       </w:r>
     </w:p>
-    <w:bookmarkStart w:id="41" w:name="overlay-routing--addressing"/>
+    <w:bookmarkStart w:id="56" w:name="overlay-routing--addressing"/>
     <w:p>
       <w:pPr>
         <w:pStyle w:val="Heading1"/>
@@ -5204,7 +5204,7 @@
     </w:p>
     <w:bookmarkEnd w:id="15"/>
     <w:bookmarkEnd w:id="16"/>
-    <w:bookmarkStart w:id="20" w:name="X48e1bfb4c5f6f66257d085c7ca2f0ac02c290b0"/>
+    <w:bookmarkStart w:id="23" w:name="X48e1bfb4c5f6f66257d085c7ca2f0ac02c290b0"/>
     <w:p>
       <w:pPr>
         <w:pStyle w:val="Heading2"/>
@@ -7723,7 +7723,7 @@
       </w:r>
     </w:p>
     <w:bookmarkEnd w:id="17"/>
-    <w:bookmarkStart w:id="18" w:name="X2943197cf4c698f3a481e85b5028041e0c3798b"/>
+    <w:bookmarkStart w:id="21" w:name="X2943197cf4c698f3a481e85b5028041e0c3798b"/>
     <w:p>
       <w:pPr>
         <w:pStyle w:val="Heading3"/>
@@ -7737,15 +7737,50 @@
         <w:pStyle w:val="FirstParagraph"/>
       </w:pPr>
       <w:r>
-        <w:rPr>
-          <w:b/>
-          <w:bCs/>
-        </w:rPr>
-        <w:t xml:space="preserve">[MERMAID RENDER FAILED — block #1]</w:t>
+        <w:drawing>
+          <wp:inline>
+            <wp:extent cx="5334000" cy="721178"/>
+            <wp:effectExtent b="0" l="0" r="0" t="0"/>
+            <wp:docPr descr="diagram" title="" id="19" name="Picture"/>
+            <a:graphic>
+              <a:graphicData uri="http://schemas.openxmlformats.org/drawingml/2006/picture">
+                <pic:pic>
+                  <pic:nvPicPr>
+                    <pic:cNvPr descr="/tmp/.private/milosvasic/tmp.D0GjQp1I7c/img/diagram_001_feeb335d4ef8.png" id="20" name="Picture"/>
+                    <pic:cNvPicPr>
+                      <a:picLocks noChangeArrowheads="1" noChangeAspect="1"/>
+                    </pic:cNvPicPr>
+                  </pic:nvPicPr>
+                  <pic:blipFill>
+                    <a:blip r:embed="rId18"/>
+                    <a:stretch>
+                      <a:fillRect/>
+                    </a:stretch>
+                  </pic:blipFill>
+                  <pic:spPr bwMode="auto">
+                    <a:xfrm>
+                      <a:off x="0" y="0"/>
+                      <a:ext cx="5334000" cy="721178"/>
+                    </a:xfrm>
+                    <a:prstGeom prst="rect">
+                      <a:avLst/>
+                    </a:prstGeom>
+                    <a:noFill/>
+                    <a:ln w="9525">
+                      <a:noFill/>
+                      <a:headEnd/>
+                      <a:tailEnd/>
+                    </a:ln>
+                  </pic:spPr>
+                </pic:pic>
+              </a:graphicData>
+            </a:graphic>
+          </wp:inline>
+        </w:drawing>
       </w:r>
     </w:p>
-    <w:bookmarkEnd w:id="18"/>
-    <w:bookmarkStart w:id="19" w:name="X76383285d8b538326c96c588ef490c643c933c2"/>
+    <w:bookmarkEnd w:id="21"/>
+    <w:bookmarkStart w:id="22" w:name="X76383285d8b538326c96c588ef490c643c933c2"/>
     <w:p>
       <w:pPr>
         <w:pStyle w:val="Heading3"/>
@@ -7968,9 +8003,9 @@
         </w:pict>
       </w:r>
     </w:p>
-    <w:bookmarkEnd w:id="19"/>
-    <w:bookmarkEnd w:id="20"/>
-    <w:bookmarkStart w:id="23" w:name="X4d29674364462153b4352a70babc43af528056c"/>
+    <w:bookmarkEnd w:id="22"/>
+    <w:bookmarkEnd w:id="23"/>
+    <w:bookmarkStart w:id="29" w:name="X4d29674364462153b4352a70babc43af528056c"/>
     <w:p>
       <w:pPr>
         <w:pStyle w:val="Heading2"/>
@@ -8102,7 +8137,7 @@
         <w:t xml:space="preserve">when the source is static.</w:t>
       </w:r>
     </w:p>
-    <w:bookmarkStart w:id="21" w:name="X46e98d4768dcc35ea6c743df0d50c6308b81f99"/>
+    <w:bookmarkStart w:id="24" w:name="X46e98d4768dcc35ea6c743df0d50c6308b81f99"/>
     <w:p>
       <w:pPr>
         <w:pStyle w:val="Heading3"/>
@@ -9358,8 +9393,8 @@
         <w:t xml:space="preserve">a residual overlap means a site-ID allocation bug upstream and is rejected, fail-closed (R3).</w:t>
       </w:r>
     </w:p>
-    <w:bookmarkEnd w:id="21"/>
-    <w:bookmarkStart w:id="22" w:name="Xe91e1e9593bdca97ae51b17eec37a35efb4918d"/>
+    <w:bookmarkEnd w:id="24"/>
+    <w:bookmarkStart w:id="28" w:name="Xe91e1e9593bdca97ae51b17eec37a35efb4918d"/>
     <w:p>
       <w:pPr>
         <w:pStyle w:val="Heading3"/>
@@ -9434,11 +9469,46 @@
         <w:pStyle w:val="BodyText"/>
       </w:pPr>
       <w:r>
-        <w:rPr>
-          <w:b/>
-          <w:bCs/>
-        </w:rPr>
-        <w:t xml:space="preserve">[MERMAID RENDER FAILED — block #2]</w:t>
+        <w:drawing>
+          <wp:inline>
+            <wp:extent cx="5334000" cy="6199727"/>
+            <wp:effectExtent b="0" l="0" r="0" t="0"/>
+            <wp:docPr descr="diagram" title="" id="26" name="Picture"/>
+            <a:graphic>
+              <a:graphicData uri="http://schemas.openxmlformats.org/drawingml/2006/picture">
+                <pic:pic>
+                  <pic:nvPicPr>
+                    <pic:cNvPr descr="/tmp/.private/milosvasic/tmp.D0GjQp1I7c/img/diagram_002_9da9b70bceb6.png" id="27" name="Picture"/>
+                    <pic:cNvPicPr>
+                      <a:picLocks noChangeArrowheads="1" noChangeAspect="1"/>
+                    </pic:cNvPicPr>
+                  </pic:nvPicPr>
+                  <pic:blipFill>
+                    <a:blip r:embed="rId25"/>
+                    <a:stretch>
+                      <a:fillRect/>
+                    </a:stretch>
+                  </pic:blipFill>
+                  <pic:spPr bwMode="auto">
+                    <a:xfrm>
+                      <a:off x="0" y="0"/>
+                      <a:ext cx="5334000" cy="6199727"/>
+                    </a:xfrm>
+                    <a:prstGeom prst="rect">
+                      <a:avLst/>
+                    </a:prstGeom>
+                    <a:noFill/>
+                    <a:ln w="9525">
+                      <a:noFill/>
+                      <a:headEnd/>
+                      <a:tailEnd/>
+                    </a:ln>
+                  </pic:spPr>
+                </pic:pic>
+              </a:graphicData>
+            </a:graphic>
+          </wp:inline>
+        </w:drawing>
       </w:r>
     </w:p>
     <w:p>
@@ -9539,9 +9609,9 @@
         </w:pict>
       </w:r>
     </w:p>
-    <w:bookmarkEnd w:id="22"/>
-    <w:bookmarkEnd w:id="23"/>
-    <w:bookmarkStart w:id="26" w:name="X864e479305fd4789b1985211a34eb8343f29ca5"/>
+    <w:bookmarkEnd w:id="28"/>
+    <w:bookmarkEnd w:id="29"/>
+    <w:bookmarkStart w:id="35" w:name="X864e479305fd4789b1985211a34eb8343f29ca5"/>
     <w:p>
       <w:pPr>
         <w:pStyle w:val="Heading2"/>
@@ -10470,7 +10540,7 @@
         <w:t xml:space="preserve">}</w:t>
       </w:r>
     </w:p>
-    <w:bookmarkStart w:id="24" w:name="X9225826dc98c20cc2d49c2d731c3fafd1d6b90b"/>
+    <w:bookmarkStart w:id="30" w:name="X9225826dc98c20cc2d49c2d731c3fafd1d6b90b"/>
     <w:p>
       <w:pPr>
         <w:pStyle w:val="Heading3"/>
@@ -11028,8 +11098,8 @@
         <w:t xml:space="preserve">in atomically (build-then-swap), so an in-flight packet never sees a half-built table.</w:t>
       </w:r>
     </w:p>
-    <w:bookmarkEnd w:id="24"/>
-    <w:bookmarkStart w:id="25" w:name="X6dc868c199f5c62081eba42080989c2902ce898"/>
+    <w:bookmarkEnd w:id="30"/>
+    <w:bookmarkStart w:id="34" w:name="X6dc868c199f5c62081eba42080989c2902ce898"/>
     <w:p>
       <w:pPr>
         <w:pStyle w:val="Heading3"/>
@@ -11043,11 +11113,46 @@
         <w:pStyle w:val="FirstParagraph"/>
       </w:pPr>
       <w:r>
-        <w:rPr>
-          <w:b/>
-          <w:bCs/>
-        </w:rPr>
-        <w:t xml:space="preserve">[MERMAID RENDER FAILED — block #3]</w:t>
+        <w:drawing>
+          <wp:inline>
+            <wp:extent cx="5334000" cy="1755321"/>
+            <wp:effectExtent b="0" l="0" r="0" t="0"/>
+            <wp:docPr descr="diagram" title="" id="32" name="Picture"/>
+            <a:graphic>
+              <a:graphicData uri="http://schemas.openxmlformats.org/drawingml/2006/picture">
+                <pic:pic>
+                  <pic:nvPicPr>
+                    <pic:cNvPr descr="/tmp/.private/milosvasic/tmp.D0GjQp1I7c/img/diagram_003_9944e8122f27.png" id="33" name="Picture"/>
+                    <pic:cNvPicPr>
+                      <a:picLocks noChangeArrowheads="1" noChangeAspect="1"/>
+                    </pic:cNvPicPr>
+                  </pic:nvPicPr>
+                  <pic:blipFill>
+                    <a:blip r:embed="rId31"/>
+                    <a:stretch>
+                      <a:fillRect/>
+                    </a:stretch>
+                  </pic:blipFill>
+                  <pic:spPr bwMode="auto">
+                    <a:xfrm>
+                      <a:off x="0" y="0"/>
+                      <a:ext cx="5334000" cy="1755321"/>
+                    </a:xfrm>
+                    <a:prstGeom prst="rect">
+                      <a:avLst/>
+                    </a:prstGeom>
+                    <a:noFill/>
+                    <a:ln w="9525">
+                      <a:noFill/>
+                      <a:headEnd/>
+                      <a:tailEnd/>
+                    </a:ln>
+                  </pic:spPr>
+                </pic:pic>
+              </a:graphicData>
+            </a:graphic>
+          </wp:inline>
+        </w:drawing>
       </w:r>
     </w:p>
     <w:p>
@@ -11057,9 +11162,9 @@
         </w:pict>
       </w:r>
     </w:p>
-    <w:bookmarkEnd w:id="25"/>
-    <w:bookmarkEnd w:id="26"/>
-    <w:bookmarkStart w:id="30" w:name="X1f70a095a0dc05f019b0c9da6cf377e292fc2e3"/>
+    <w:bookmarkEnd w:id="34"/>
+    <w:bookmarkEnd w:id="35"/>
+    <w:bookmarkStart w:id="42" w:name="X1f70a095a0dc05f019b0c9da6cf377e292fc2e3"/>
     <w:p>
       <w:pPr>
         <w:pStyle w:val="Heading2"/>
@@ -11354,7 +11459,7 @@
         <w:t xml:space="preserve">(absent/stale policy ⇒ drop) (R3).</w:t>
       </w:r>
     </w:p>
-    <w:bookmarkStart w:id="27" w:name="Xd0d6fea280430884cfe864231492c32924d4d2a"/>
+    <w:bookmarkStart w:id="36" w:name="Xd0d6fea280430884cfe864231492c32924d4d2a"/>
     <w:p>
       <w:pPr>
         <w:pStyle w:val="Heading3"/>
@@ -12398,8 +12503,8 @@
         <w:t xml:space="preserve">and can carry no traffic.</w:t>
       </w:r>
     </w:p>
-    <w:bookmarkEnd w:id="27"/>
-    <w:bookmarkStart w:id="28" w:name="X38bd77f926c6d8f0d95664e17fd39f3b50758c2"/>
+    <w:bookmarkEnd w:id="36"/>
+    <w:bookmarkStart w:id="37" w:name="X38bd77f926c6d8f0d95664e17fd39f3b50758c2"/>
     <w:p>
       <w:pPr>
         <w:pStyle w:val="Heading3"/>
@@ -13086,8 +13191,8 @@
         <w:t xml:space="preserve">is a design recommendation, not specified in the evidence base; flagged.</w:t>
       </w:r>
     </w:p>
-    <w:bookmarkEnd w:id="28"/>
-    <w:bookmarkStart w:id="29" w:name="X562dfc6d504da4b6645857d941ebbe9eaa1e46f"/>
+    <w:bookmarkEnd w:id="37"/>
+    <w:bookmarkStart w:id="41" w:name="X562dfc6d504da4b6645857d941ebbe9eaa1e46f"/>
     <w:p>
       <w:pPr>
         <w:pStyle w:val="Heading3"/>
@@ -13101,11 +13206,46 @@
         <w:pStyle w:val="FirstParagraph"/>
       </w:pPr>
       <w:r>
-        <w:rPr>
-          <w:b/>
-          <w:bCs/>
-        </w:rPr>
-        <w:t xml:space="preserve">[MERMAID RENDER FAILED — block #4]</w:t>
+        <w:drawing>
+          <wp:inline>
+            <wp:extent cx="5334000" cy="1694089"/>
+            <wp:effectExtent b="0" l="0" r="0" t="0"/>
+            <wp:docPr descr="diagram" title="" id="39" name="Picture"/>
+            <a:graphic>
+              <a:graphicData uri="http://schemas.openxmlformats.org/drawingml/2006/picture">
+                <pic:pic>
+                  <pic:nvPicPr>
+                    <pic:cNvPr descr="/tmp/.private/milosvasic/tmp.D0GjQp1I7c/img/diagram_004_0824801790b6.png" id="40" name="Picture"/>
+                    <pic:cNvPicPr>
+                      <a:picLocks noChangeArrowheads="1" noChangeAspect="1"/>
+                    </pic:cNvPicPr>
+                  </pic:nvPicPr>
+                  <pic:blipFill>
+                    <a:blip r:embed="rId38"/>
+                    <a:stretch>
+                      <a:fillRect/>
+                    </a:stretch>
+                  </pic:blipFill>
+                  <pic:spPr bwMode="auto">
+                    <a:xfrm>
+                      <a:off x="0" y="0"/>
+                      <a:ext cx="5334000" cy="1694089"/>
+                    </a:xfrm>
+                    <a:prstGeom prst="rect">
+                      <a:avLst/>
+                    </a:prstGeom>
+                    <a:noFill/>
+                    <a:ln w="9525">
+                      <a:noFill/>
+                      <a:headEnd/>
+                      <a:tailEnd/>
+                    </a:ln>
+                  </pic:spPr>
+                </pic:pic>
+              </a:graphicData>
+            </a:graphic>
+          </wp:inline>
+        </w:drawing>
       </w:r>
     </w:p>
     <w:p>
@@ -13115,9 +13255,9 @@
         </w:pict>
       </w:r>
     </w:p>
-    <w:bookmarkEnd w:id="29"/>
-    <w:bookmarkEnd w:id="30"/>
-    <w:bookmarkStart w:id="31" w:name="Xa6ff84928e191124240417aa3d95946a828df00"/>
+    <w:bookmarkEnd w:id="41"/>
+    <w:bookmarkEnd w:id="42"/>
+    <w:bookmarkStart w:id="46" w:name="Xa6ff84928e191124240417aa3d95946a828df00"/>
     <w:p>
       <w:pPr>
         <w:pStyle w:val="Heading2"/>
@@ -13351,11 +13491,46 @@
         <w:pStyle w:val="FirstParagraph"/>
       </w:pPr>
       <w:r>
-        <w:rPr>
-          <w:b/>
-          <w:bCs/>
-        </w:rPr>
-        <w:t xml:space="preserve">[MERMAID RENDER FAILED — block #5]</w:t>
+        <w:drawing>
+          <wp:inline>
+            <wp:extent cx="5334000" cy="6654297"/>
+            <wp:effectExtent b="0" l="0" r="0" t="0"/>
+            <wp:docPr descr="diagram" title="" id="44" name="Picture"/>
+            <a:graphic>
+              <a:graphicData uri="http://schemas.openxmlformats.org/drawingml/2006/picture">
+                <pic:pic>
+                  <pic:nvPicPr>
+                    <pic:cNvPr descr="/tmp/.private/milosvasic/tmp.D0GjQp1I7c/img/diagram_005_1a79a6d3d4ec.png" id="45" name="Picture"/>
+                    <pic:cNvPicPr>
+                      <a:picLocks noChangeArrowheads="1" noChangeAspect="1"/>
+                    </pic:cNvPicPr>
+                  </pic:nvPicPr>
+                  <pic:blipFill>
+                    <a:blip r:embed="rId43"/>
+                    <a:stretch>
+                      <a:fillRect/>
+                    </a:stretch>
+                  </pic:blipFill>
+                  <pic:spPr bwMode="auto">
+                    <a:xfrm>
+                      <a:off x="0" y="0"/>
+                      <a:ext cx="5334000" cy="6654297"/>
+                    </a:xfrm>
+                    <a:prstGeom prst="rect">
+                      <a:avLst/>
+                    </a:prstGeom>
+                    <a:noFill/>
+                    <a:ln w="9525">
+                      <a:noFill/>
+                      <a:headEnd/>
+                      <a:tailEnd/>
+                    </a:ln>
+                  </pic:spPr>
+                </pic:pic>
+              </a:graphicData>
+            </a:graphic>
+          </wp:inline>
+        </w:drawing>
       </w:r>
     </w:p>
     <w:p>
@@ -13455,8 +13630,8 @@
         </w:pict>
       </w:r>
     </w:p>
-    <w:bookmarkEnd w:id="31"/>
-    <w:bookmarkStart w:id="33" w:name="X15407e73938285e80943b4cb114095eb8c3274c"/>
+    <w:bookmarkEnd w:id="46"/>
+    <w:bookmarkStart w:id="48" w:name="X15407e73938285e80943b4cb114095eb8c3274c"/>
     <w:p>
       <w:pPr>
         <w:pStyle w:val="Heading2"/>
@@ -13987,7 +14162,7 @@
         <w:t xml:space="preserve">; CGNAT is the documented escape hatch, not built in Phase 1.</w:t>
       </w:r>
     </w:p>
-    <w:bookmarkStart w:id="32" w:name="X5d9b491502e1a285ebdeef3487a80f745d46867"/>
+    <w:bookmarkStart w:id="47" w:name="X5d9b491502e1a285ebdeef3487a80f745d46867"/>
     <w:p>
       <w:pPr>
         <w:pStyle w:val="Heading3"/>
@@ -16093,9 +16268,9 @@
         </w:pict>
       </w:r>
     </w:p>
-    <w:bookmarkEnd w:id="32"/>
-    <w:bookmarkEnd w:id="33"/>
-    <w:bookmarkStart w:id="34" w:name="X31dd7ade5f97a9e375a3167f20393a4d43d76fe"/>
+    <w:bookmarkEnd w:id="47"/>
+    <w:bookmarkEnd w:id="48"/>
+    <w:bookmarkStart w:id="49" w:name="X31dd7ade5f97a9e375a3167f20393a4d43d76fe"/>
     <w:p>
       <w:pPr>
         <w:pStyle w:val="Heading2"/>
@@ -17423,8 +17598,8 @@
         </w:pict>
       </w:r>
     </w:p>
-    <w:bookmarkEnd w:id="34"/>
-    <w:bookmarkStart w:id="35" w:name="Xbf9e66a5471adc70e2d03fbf54d0b59643e085d"/>
+    <w:bookmarkEnd w:id="49"/>
+    <w:bookmarkStart w:id="50" w:name="Xbf9e66a5471adc70e2d03fbf54d0b59643e085d"/>
     <w:p>
       <w:pPr>
         <w:pStyle w:val="Heading2"/>
@@ -18124,8 +18299,8 @@
         </w:pict>
       </w:r>
     </w:p>
-    <w:bookmarkEnd w:id="35"/>
-    <w:bookmarkStart w:id="36" w:name="X4561e5d7400da1ecf7f56a14e2fd2a22bfa0854"/>
+    <w:bookmarkEnd w:id="50"/>
+    <w:bookmarkStart w:id="51" w:name="X4561e5d7400da1ecf7f56a14e2fd2a22bfa0854"/>
     <w:p>
       <w:pPr>
         <w:pStyle w:val="Heading2"/>
@@ -18732,8 +18907,8 @@
         </w:pict>
       </w:r>
     </w:p>
-    <w:bookmarkEnd w:id="36"/>
-    <w:bookmarkStart w:id="37" w:name="X16f1648241fa3d6d73716a0819a4a70c6aeee0e"/>
+    <w:bookmarkEnd w:id="51"/>
+    <w:bookmarkStart w:id="52" w:name="X16f1648241fa3d6d73716a0819a4a70c6aeee0e"/>
     <w:p>
       <w:pPr>
         <w:pStyle w:val="Heading2"/>
@@ -19107,8 +19282,8 @@
         </w:pict>
       </w:r>
     </w:p>
-    <w:bookmarkEnd w:id="37"/>
-    <w:bookmarkStart w:id="38" w:name="Xb00195d34b29d0971ed8ebafc7a80dc787f7cb6"/>
+    <w:bookmarkEnd w:id="52"/>
+    <w:bookmarkStart w:id="53" w:name="Xb00195d34b29d0971ed8ebafc7a80dc787f7cb6"/>
     <w:p>
       <w:pPr>
         <w:pStyle w:val="Heading2"/>
@@ -19456,8 +19631,8 @@
         </w:pict>
       </w:r>
     </w:p>
-    <w:bookmarkEnd w:id="38"/>
-    <w:bookmarkStart w:id="39" w:name="Xe9dc7c59fd7c644c5a884ede27ea4b5a43ec543"/>
+    <w:bookmarkEnd w:id="53"/>
+    <w:bookmarkStart w:id="54" w:name="Xe9dc7c59fd7c644c5a884ede27ea4b5a43ec543"/>
     <w:p>
       <w:pPr>
         <w:pStyle w:val="Heading2"/>
@@ -20591,8 +20766,8 @@
         </w:pict>
       </w:r>
     </w:p>
-    <w:bookmarkEnd w:id="39"/>
-    <w:bookmarkStart w:id="40" w:name="Xf26f879fe571fc792f87e8b23503df288706042"/>
+    <w:bookmarkEnd w:id="54"/>
+    <w:bookmarkStart w:id="55" w:name="Xf26f879fe571fc792f87e8b23503df288706042"/>
     <w:p>
       <w:pPr>
         <w:pStyle w:val="Heading2"/>
@@ -20932,8 +21107,8 @@
         <w:t xml:space="preserve">4via6 byte layout (§3.1) and the addressing classes (§2.2) are byte-frozen contracts.</w:t>
       </w:r>
     </w:p>
-    <w:bookmarkEnd w:id="40"/>
-    <w:bookmarkEnd w:id="41"/>
+    <w:bookmarkEnd w:id="55"/>
+    <w:bookmarkEnd w:id="56"/>
     <w:sectPr>
       <w:footnotePr>
         <w:numRestart w:val="eachSect"/>
